--- a/examples/datasets/doc/05-domain-oil_3w.docx
+++ b/examples/datasets/doc/05-domain-oil_3w.docx
@@ -2,7 +2,7 @@
 <file path=word/document.xml><?xml version="1.0" encoding="utf-8"?>
 <w:document xmlns:w="http://schemas.openxmlformats.org/wordprocessingml/2006/main" xmlns:m="http://schemas.openxmlformats.org/officeDocument/2006/math" xmlns:r="http://schemas.openxmlformats.org/officeDocument/2006/relationships" xmlns:o="urn:schemas-microsoft-com:office:office" xmlns:v="urn:schemas-microsoft-com:vml" xmlns:w10="urn:schemas-microsoft-com:office:word" xmlns:a="http://schemas.openxmlformats.org/drawingml/2006/main" xmlns:pic="http://schemas.openxmlformats.org/drawingml/2006/picture" xmlns:wp="http://schemas.openxmlformats.org/drawingml/2006/wordprocessingDrawing">
   <w:body>
-    <w:bookmarkStart w:id="20" w:name="objective"/>
+    <w:bookmarkStart w:id="9" w:name="objective"/>
     <w:p>
       <w:pPr>
         <w:pStyle w:val="Heading2"/>
@@ -43,8 +43,8 @@
         <w:t xml:space="preserve">.</w:t>
       </w:r>
     </w:p>
-    <w:bookmarkEnd w:id="20"/>
-    <w:bookmarkStart w:id="21" w:name="method-at-a-glance"/>
+    <w:bookmarkEnd w:id="9"/>
+    <w:bookmarkStart w:id="10" w:name="method-at-a-glance"/>
     <w:p>
       <w:pPr>
         <w:pStyle w:val="Heading2"/>
@@ -61,8 +61,8 @@
         <w:t xml:space="preserve">This is a data-inspection notebook aimed at multivariate industrial series. The key point is to show how to identify the sensor columns and choose a first variable for visual inspection. To keep the plots readable, each preview uses at most the first 1000 observations.</w:t>
       </w:r>
     </w:p>
-    <w:bookmarkEnd w:id="21"/>
-    <w:bookmarkStart w:id="51" w:name="what-you-will-do"/>
+    <w:bookmarkEnd w:id="10"/>
+    <w:bookmarkStart w:id="36" w:name="what-you-will-do"/>
     <w:p>
       <w:pPr>
         <w:pStyle w:val="Heading2"/>
@@ -119,7 +119,7 @@
         <w:t xml:space="preserve">plot a short preview of the first sensor column together with its labels</w:t>
       </w:r>
     </w:p>
-    <w:bookmarkStart w:id="22" w:name="helper-functions"/>
+    <w:bookmarkStart w:id="11" w:name="helper-functions"/>
     <w:p>
       <w:pPr>
         <w:pStyle w:val="Heading3"/>
@@ -1588,14 +1588,689 @@
         <w:t xml:space="preserve">}</w:t>
       </w:r>
     </w:p>
+    <w:bookmarkEnd w:id="11"/>
+    <w:bookmarkStart w:id="15" w:name="oil_3w_type_1"/>
+    <w:p>
+      <w:pPr>
+        <w:pStyle w:val="Heading3"/>
+      </w:pPr>
+      <w:r>
+        <w:t xml:space="preserve">oil_3w_Type_1</w:t>
+      </w:r>
+    </w:p>
+    <w:p>
+      <w:pPr>
+        <w:pStyle w:val="SourceCode"/>
+      </w:pPr>
+      <w:r>
+        <w:rPr>
+          <w:rStyle w:val="FunctionTok"/>
+        </w:rPr>
+        <w:t xml:space="preserve">data</w:t>
+      </w:r>
+      <w:r>
+        <w:rPr>
+          <w:rStyle w:val="NormalTok"/>
+        </w:rPr>
+        <w:t xml:space="preserve">(oil_3w_Type_1)</w:t>
+      </w:r>
+      <w:r>
+        <w:br/>
+      </w:r>
+      <w:r>
+        <w:rPr>
+          <w:rStyle w:val="NormalTok"/>
+        </w:rPr>
+        <w:t xml:space="preserve">oil_3w_Type_1 </w:t>
+      </w:r>
+      <w:r>
+        <w:rPr>
+          <w:rStyle w:val="OtherTok"/>
+        </w:rPr>
+        <w:t xml:space="preserve">&lt;-</w:t>
+      </w:r>
+      <w:r>
+        <w:rPr>
+          <w:rStyle w:val="NormalTok"/>
+        </w:rPr>
+        <w:t xml:space="preserve"> </w:t>
+      </w:r>
+      <w:r>
+        <w:rPr>
+          <w:rStyle w:val="FunctionTok"/>
+        </w:rPr>
+        <w:t xml:space="preserve">loadfulldata</w:t>
+      </w:r>
+      <w:r>
+        <w:rPr>
+          <w:rStyle w:val="NormalTok"/>
+        </w:rPr>
+        <w:t xml:space="preserve">(oil_3w_Type_1)</w:t>
+      </w:r>
+      <w:r>
+        <w:br/>
+      </w:r>
+      <w:r>
+        <w:rPr>
+          <w:rStyle w:val="NormalTok"/>
+        </w:rPr>
+        <w:t xml:space="preserve">oil_type_1_info </w:t>
+      </w:r>
+      <w:r>
+        <w:rPr>
+          <w:rStyle w:val="OtherTok"/>
+        </w:rPr>
+        <w:t xml:space="preserve">&lt;-</w:t>
+      </w:r>
+      <w:r>
+        <w:rPr>
+          <w:rStyle w:val="NormalTok"/>
+        </w:rPr>
+        <w:t xml:space="preserve"> </w:t>
+      </w:r>
+      <w:r>
+        <w:rPr>
+          <w:rStyle w:val="FunctionTok"/>
+        </w:rPr>
+        <w:t xml:space="preserve">show_dataset</w:t>
+      </w:r>
+      <w:r>
+        <w:rPr>
+          <w:rStyle w:val="NormalTok"/>
+        </w:rPr>
+        <w:t xml:space="preserve">(oil_3w_Type_1, </w:t>
+      </w:r>
+      <w:r>
+        <w:rPr>
+          <w:rStyle w:val="StringTok"/>
+        </w:rPr>
+        <w:t xml:space="preserve">"oil_3w_Type_1"</w:t>
+      </w:r>
+      <w:r>
+        <w:rPr>
+          <w:rStyle w:val="NormalTok"/>
+        </w:rPr>
+        <w:t xml:space="preserve">)</w:t>
+      </w:r>
+    </w:p>
+    <w:p>
+      <w:pPr>
+        <w:pStyle w:val="SourceCode"/>
+      </w:pPr>
+      <w:r>
+        <w:rPr>
+          <w:rStyle w:val="VerbatimChar"/>
+        </w:rPr>
+        <w:t xml:space="preserve">## Dataset: oil_3w_Type_1 </w:t>
+      </w:r>
+      <w:r>
+        <w:br/>
+      </w:r>
+      <w:r>
+        <w:rPr>
+          <w:rStyle w:val="VerbatimChar"/>
+        </w:rPr>
+        <w:t xml:space="preserve">## Number of series: 5 </w:t>
+      </w:r>
+      <w:r>
+        <w:br/>
+      </w:r>
+      <w:r>
+        <w:rPr>
+          <w:rStyle w:val="VerbatimChar"/>
+        </w:rPr>
+        <w:t xml:space="preserve">## Dataset type: multivariate </w:t>
+      </w:r>
+      <w:r>
+        <w:br/>
+      </w:r>
+      <w:r>
+        <w:rPr>
+          <w:rStyle w:val="VerbatimChar"/>
+        </w:rPr>
+        <w:t xml:space="preserve">## Signals in the first series: p_pdg, p_tpt, t_tpt, p_mon_ckp, t_jus_ckp, p_jus_ckgl, qgl </w:t>
+      </w:r>
+      <w:r>
+        <w:br/>
+      </w:r>
+      <w:r>
+        <w:rPr>
+          <w:rStyle w:val="VerbatimChar"/>
+        </w:rPr>
+        <w:t xml:space="preserve">## Column plotted with har_plot(): p_pdg </w:t>
+      </w:r>
+      <w:r>
+        <w:br/>
+      </w:r>
+      <w:r>
+        <w:rPr>
+          <w:rStyle w:val="VerbatimChar"/>
+        </w:rPr>
+        <w:t xml:space="preserve">## Plot preview length: 1000 observations</w:t>
+      </w:r>
+    </w:p>
+    <w:p>
+      <w:pPr>
+        <w:pStyle w:val="SourceCode"/>
+      </w:pPr>
+      <w:r>
+        <w:rPr>
+          <w:rStyle w:val="FunctionTok"/>
+        </w:rPr>
+        <w:t xml:space="preserve">plot_dataset_preview</w:t>
+      </w:r>
+      <w:r>
+        <w:rPr>
+          <w:rStyle w:val="NormalTok"/>
+        </w:rPr>
+        <w:t xml:space="preserve">(oil_type_1_info)</w:t>
+      </w:r>
+    </w:p>
+    <w:p>
+      <w:pPr>
+        <w:pStyle w:val="FirstParagraph"/>
+      </w:pPr>
+      <w:r>
+        <w:drawing>
+          <wp:inline>
+            <wp:extent cx="4620126" cy="3696101"/>
+            <wp:effectExtent b="0" l="0" r="0" t="0"/>
+            <wp:docPr descr="" title="" id="13" name="Picture"/>
+            <a:graphic>
+              <a:graphicData uri="http://schemas.openxmlformats.org/drawingml/2006/picture">
+                <pic:pic>
+                  <pic:nvPicPr>
+                    <pic:cNvPr descr="C:\Git\dal\harbinger\examples\datasets\doc\05-domain-oil_3w_files/2735dfede327811f65c7c44130c2452737a84464.png" id="14" name="Picture"/>
+                    <pic:cNvPicPr>
+                      <a:picLocks noChangeArrowheads="1" noChangeAspect="1"/>
+                    </pic:cNvPicPr>
+                  </pic:nvPicPr>
+                  <pic:blipFill>
+                    <a:blip r:embed="rId12"/>
+                    <a:stretch>
+                      <a:fillRect/>
+                    </a:stretch>
+                  </pic:blipFill>
+                  <pic:spPr bwMode="auto">
+                    <a:xfrm>
+                      <a:off x="0" y="0"/>
+                      <a:ext cx="4620126" cy="3696101"/>
+                    </a:xfrm>
+                    <a:prstGeom prst="rect">
+                      <a:avLst/>
+                    </a:prstGeom>
+                    <a:noFill/>
+                    <a:ln w="9525">
+                      <a:noFill/>
+                      <a:headEnd/>
+                      <a:tailEnd/>
+                    </a:ln>
+                  </pic:spPr>
+                </pic:pic>
+              </a:graphicData>
+            </a:graphic>
+          </wp:inline>
+        </w:drawing>
+      </w:r>
+    </w:p>
+    <w:bookmarkEnd w:id="15"/>
+    <w:bookmarkStart w:id="18" w:name="oil_3w_type_2"/>
+    <w:p>
+      <w:pPr>
+        <w:pStyle w:val="Heading3"/>
+      </w:pPr>
+      <w:r>
+        <w:t xml:space="preserve">oil_3w_Type_2</w:t>
+      </w:r>
+    </w:p>
+    <w:p>
+      <w:pPr>
+        <w:pStyle w:val="SourceCode"/>
+      </w:pPr>
+      <w:r>
+        <w:rPr>
+          <w:rStyle w:val="FunctionTok"/>
+        </w:rPr>
+        <w:t xml:space="preserve">data</w:t>
+      </w:r>
+      <w:r>
+        <w:rPr>
+          <w:rStyle w:val="NormalTok"/>
+        </w:rPr>
+        <w:t xml:space="preserve">(oil_3w_Type_2)</w:t>
+      </w:r>
+      <w:r>
+        <w:br/>
+      </w:r>
+      <w:r>
+        <w:rPr>
+          <w:rStyle w:val="NormalTok"/>
+        </w:rPr>
+        <w:t xml:space="preserve">oil_3w_Type_2 </w:t>
+      </w:r>
+      <w:r>
+        <w:rPr>
+          <w:rStyle w:val="OtherTok"/>
+        </w:rPr>
+        <w:t xml:space="preserve">&lt;-</w:t>
+      </w:r>
+      <w:r>
+        <w:rPr>
+          <w:rStyle w:val="NormalTok"/>
+        </w:rPr>
+        <w:t xml:space="preserve"> </w:t>
+      </w:r>
+      <w:r>
+        <w:rPr>
+          <w:rStyle w:val="FunctionTok"/>
+        </w:rPr>
+        <w:t xml:space="preserve">loadfulldata</w:t>
+      </w:r>
+      <w:r>
+        <w:rPr>
+          <w:rStyle w:val="NormalTok"/>
+        </w:rPr>
+        <w:t xml:space="preserve">(oil_3w_Type_2)</w:t>
+      </w:r>
+      <w:r>
+        <w:br/>
+      </w:r>
+      <w:r>
+        <w:rPr>
+          <w:rStyle w:val="NormalTok"/>
+        </w:rPr>
+        <w:t xml:space="preserve">oil_type_2_info </w:t>
+      </w:r>
+      <w:r>
+        <w:rPr>
+          <w:rStyle w:val="OtherTok"/>
+        </w:rPr>
+        <w:t xml:space="preserve">&lt;-</w:t>
+      </w:r>
+      <w:r>
+        <w:rPr>
+          <w:rStyle w:val="NormalTok"/>
+        </w:rPr>
+        <w:t xml:space="preserve"> </w:t>
+      </w:r>
+      <w:r>
+        <w:rPr>
+          <w:rStyle w:val="FunctionTok"/>
+        </w:rPr>
+        <w:t xml:space="preserve">show_dataset</w:t>
+      </w:r>
+      <w:r>
+        <w:rPr>
+          <w:rStyle w:val="NormalTok"/>
+        </w:rPr>
+        <w:t xml:space="preserve">(oil_3w_Type_2, </w:t>
+      </w:r>
+      <w:r>
+        <w:rPr>
+          <w:rStyle w:val="StringTok"/>
+        </w:rPr>
+        <w:t xml:space="preserve">"oil_3w_Type_2"</w:t>
+      </w:r>
+      <w:r>
+        <w:rPr>
+          <w:rStyle w:val="NormalTok"/>
+        </w:rPr>
+        <w:t xml:space="preserve">)</w:t>
+      </w:r>
+    </w:p>
+    <w:p>
+      <w:pPr>
+        <w:pStyle w:val="SourceCode"/>
+      </w:pPr>
+      <w:r>
+        <w:rPr>
+          <w:rStyle w:val="VerbatimChar"/>
+        </w:rPr>
+        <w:t xml:space="preserve">## Dataset: oil_3w_Type_2 </w:t>
+      </w:r>
+      <w:r>
+        <w:br/>
+      </w:r>
+      <w:r>
+        <w:rPr>
+          <w:rStyle w:val="VerbatimChar"/>
+        </w:rPr>
+        <w:t xml:space="preserve">## Number of series: 6 </w:t>
+      </w:r>
+      <w:r>
+        <w:br/>
+      </w:r>
+      <w:r>
+        <w:rPr>
+          <w:rStyle w:val="VerbatimChar"/>
+        </w:rPr>
+        <w:t xml:space="preserve">## Dataset type: multivariate </w:t>
+      </w:r>
+      <w:r>
+        <w:br/>
+      </w:r>
+      <w:r>
+        <w:rPr>
+          <w:rStyle w:val="VerbatimChar"/>
+        </w:rPr>
+        <w:t xml:space="preserve">## Signals in the first series: p_pdg, p_tpt, t_tpt, p_mon_ckp, t_jus_ckp, p_jus_ckgl, qgl </w:t>
+      </w:r>
+      <w:r>
+        <w:br/>
+      </w:r>
+      <w:r>
+        <w:rPr>
+          <w:rStyle w:val="VerbatimChar"/>
+        </w:rPr>
+        <w:t xml:space="preserve">## Column plotted with har_plot(): p_pdg </w:t>
+      </w:r>
+      <w:r>
+        <w:br/>
+      </w:r>
+      <w:r>
+        <w:rPr>
+          <w:rStyle w:val="VerbatimChar"/>
+        </w:rPr>
+        <w:t xml:space="preserve">## Plot preview length: 1000 observations</w:t>
+      </w:r>
+    </w:p>
+    <w:p>
+      <w:pPr>
+        <w:pStyle w:val="SourceCode"/>
+      </w:pPr>
+      <w:r>
+        <w:rPr>
+          <w:rStyle w:val="FunctionTok"/>
+        </w:rPr>
+        <w:t xml:space="preserve">plot_dataset_preview</w:t>
+      </w:r>
+      <w:r>
+        <w:rPr>
+          <w:rStyle w:val="NormalTok"/>
+        </w:rPr>
+        <w:t xml:space="preserve">(oil_type_2_info)</w:t>
+      </w:r>
+    </w:p>
+    <w:p>
+      <w:pPr>
+        <w:pStyle w:val="FirstParagraph"/>
+      </w:pPr>
+      <w:r>
+        <w:drawing>
+          <wp:inline>
+            <wp:extent cx="4620126" cy="3696101"/>
+            <wp:effectExtent b="0" l="0" r="0" t="0"/>
+            <wp:docPr descr="" title="" id="16" name="Picture"/>
+            <a:graphic>
+              <a:graphicData uri="http://schemas.openxmlformats.org/drawingml/2006/picture">
+                <pic:pic>
+                  <pic:nvPicPr>
+                    <pic:cNvPr descr="C:\Git\dal\harbinger\examples\datasets\doc\05-domain-oil_3w_files/2735dfede327811f65c7c44130c2452737a84464.png" id="17" name="Picture"/>
+                    <pic:cNvPicPr>
+                      <a:picLocks noChangeArrowheads="1" noChangeAspect="1"/>
+                    </pic:cNvPicPr>
+                  </pic:nvPicPr>
+                  <pic:blipFill>
+                    <a:blip r:embed="rId12"/>
+                    <a:stretch>
+                      <a:fillRect/>
+                    </a:stretch>
+                  </pic:blipFill>
+                  <pic:spPr bwMode="auto">
+                    <a:xfrm>
+                      <a:off x="0" y="0"/>
+                      <a:ext cx="4620126" cy="3696101"/>
+                    </a:xfrm>
+                    <a:prstGeom prst="rect">
+                      <a:avLst/>
+                    </a:prstGeom>
+                    <a:noFill/>
+                    <a:ln w="9525">
+                      <a:noFill/>
+                      <a:headEnd/>
+                      <a:tailEnd/>
+                    </a:ln>
+                  </pic:spPr>
+                </pic:pic>
+              </a:graphicData>
+            </a:graphic>
+          </wp:inline>
+        </w:drawing>
+      </w:r>
+    </w:p>
+    <w:bookmarkEnd w:id="18"/>
+    <w:bookmarkStart w:id="22" w:name="oil_3w_type_4"/>
+    <w:p>
+      <w:pPr>
+        <w:pStyle w:val="Heading3"/>
+      </w:pPr>
+      <w:r>
+        <w:t xml:space="preserve">oil_3w_Type_4</w:t>
+      </w:r>
+    </w:p>
+    <w:p>
+      <w:pPr>
+        <w:pStyle w:val="SourceCode"/>
+      </w:pPr>
+      <w:r>
+        <w:rPr>
+          <w:rStyle w:val="FunctionTok"/>
+        </w:rPr>
+        <w:t xml:space="preserve">data</w:t>
+      </w:r>
+      <w:r>
+        <w:rPr>
+          <w:rStyle w:val="NormalTok"/>
+        </w:rPr>
+        <w:t xml:space="preserve">(oil_3w_Type_4)</w:t>
+      </w:r>
+      <w:r>
+        <w:br/>
+      </w:r>
+      <w:r>
+        <w:rPr>
+          <w:rStyle w:val="NormalTok"/>
+        </w:rPr>
+        <w:t xml:space="preserve">oil_3w_Type_4 </w:t>
+      </w:r>
+      <w:r>
+        <w:rPr>
+          <w:rStyle w:val="OtherTok"/>
+        </w:rPr>
+        <w:t xml:space="preserve">&lt;-</w:t>
+      </w:r>
+      <w:r>
+        <w:rPr>
+          <w:rStyle w:val="NormalTok"/>
+        </w:rPr>
+        <w:t xml:space="preserve"> </w:t>
+      </w:r>
+      <w:r>
+        <w:rPr>
+          <w:rStyle w:val="FunctionTok"/>
+        </w:rPr>
+        <w:t xml:space="preserve">loadfulldata</w:t>
+      </w:r>
+      <w:r>
+        <w:rPr>
+          <w:rStyle w:val="NormalTok"/>
+        </w:rPr>
+        <w:t xml:space="preserve">(oil_3w_Type_4)</w:t>
+      </w:r>
+      <w:r>
+        <w:br/>
+      </w:r>
+      <w:r>
+        <w:rPr>
+          <w:rStyle w:val="NormalTok"/>
+        </w:rPr>
+        <w:t xml:space="preserve">oil_type_4_info </w:t>
+      </w:r>
+      <w:r>
+        <w:rPr>
+          <w:rStyle w:val="OtherTok"/>
+        </w:rPr>
+        <w:t xml:space="preserve">&lt;-</w:t>
+      </w:r>
+      <w:r>
+        <w:rPr>
+          <w:rStyle w:val="NormalTok"/>
+        </w:rPr>
+        <w:t xml:space="preserve"> </w:t>
+      </w:r>
+      <w:r>
+        <w:rPr>
+          <w:rStyle w:val="FunctionTok"/>
+        </w:rPr>
+        <w:t xml:space="preserve">show_dataset</w:t>
+      </w:r>
+      <w:r>
+        <w:rPr>
+          <w:rStyle w:val="NormalTok"/>
+        </w:rPr>
+        <w:t xml:space="preserve">(oil_3w_Type_4, </w:t>
+      </w:r>
+      <w:r>
+        <w:rPr>
+          <w:rStyle w:val="StringTok"/>
+        </w:rPr>
+        <w:t xml:space="preserve">"oil_3w_Type_4"</w:t>
+      </w:r>
+      <w:r>
+        <w:rPr>
+          <w:rStyle w:val="NormalTok"/>
+        </w:rPr>
+        <w:t xml:space="preserve">)</w:t>
+      </w:r>
+    </w:p>
+    <w:p>
+      <w:pPr>
+        <w:pStyle w:val="SourceCode"/>
+      </w:pPr>
+      <w:r>
+        <w:rPr>
+          <w:rStyle w:val="VerbatimChar"/>
+        </w:rPr>
+        <w:t xml:space="preserve">## Dataset: oil_3w_Type_4 </w:t>
+      </w:r>
+      <w:r>
+        <w:br/>
+      </w:r>
+      <w:r>
+        <w:rPr>
+          <w:rStyle w:val="VerbatimChar"/>
+        </w:rPr>
+        <w:t xml:space="preserve">## Number of series: 3 </w:t>
+      </w:r>
+      <w:r>
+        <w:br/>
+      </w:r>
+      <w:r>
+        <w:rPr>
+          <w:rStyle w:val="VerbatimChar"/>
+        </w:rPr>
+        <w:t xml:space="preserve">## Dataset type: multivariate </w:t>
+      </w:r>
+      <w:r>
+        <w:br/>
+      </w:r>
+      <w:r>
+        <w:rPr>
+          <w:rStyle w:val="VerbatimChar"/>
+        </w:rPr>
+        <w:t xml:space="preserve">## Signals in the first series: p_jus_ckgl, p_mon_ckp, p_pdg, p_tpt, qgl, t_jus_ckp, t_pdg, t_tpt </w:t>
+      </w:r>
+      <w:r>
+        <w:br/>
+      </w:r>
+      <w:r>
+        <w:rPr>
+          <w:rStyle w:val="VerbatimChar"/>
+        </w:rPr>
+        <w:t xml:space="preserve">## Column plotted with har_plot(): p_jus_ckgl </w:t>
+      </w:r>
+      <w:r>
+        <w:br/>
+      </w:r>
+      <w:r>
+        <w:rPr>
+          <w:rStyle w:val="VerbatimChar"/>
+        </w:rPr>
+        <w:t xml:space="preserve">## Plot preview length: 1000 observations</w:t>
+      </w:r>
+    </w:p>
+    <w:p>
+      <w:pPr>
+        <w:pStyle w:val="SourceCode"/>
+      </w:pPr>
+      <w:r>
+        <w:rPr>
+          <w:rStyle w:val="FunctionTok"/>
+        </w:rPr>
+        <w:t xml:space="preserve">plot_dataset_preview</w:t>
+      </w:r>
+      <w:r>
+        <w:rPr>
+          <w:rStyle w:val="NormalTok"/>
+        </w:rPr>
+        <w:t xml:space="preserve">(oil_type_4_info)</w:t>
+      </w:r>
+    </w:p>
+    <w:p>
+      <w:pPr>
+        <w:pStyle w:val="FirstParagraph"/>
+      </w:pPr>
+      <w:r>
+        <w:drawing>
+          <wp:inline>
+            <wp:extent cx="4620126" cy="3696101"/>
+            <wp:effectExtent b="0" l="0" r="0" t="0"/>
+            <wp:docPr descr="" title="" id="20" name="Picture"/>
+            <a:graphic>
+              <a:graphicData uri="http://schemas.openxmlformats.org/drawingml/2006/picture">
+                <pic:pic>
+                  <pic:nvPicPr>
+                    <pic:cNvPr descr="C:\Git\dal\harbinger\examples\datasets\doc\05-domain-oil_3w_files/d0dac56db64b076f3ee89ccf556ad99014aa9d24.png" id="21" name="Picture"/>
+                    <pic:cNvPicPr>
+                      <a:picLocks noChangeArrowheads="1" noChangeAspect="1"/>
+                    </pic:cNvPicPr>
+                  </pic:nvPicPr>
+                  <pic:blipFill>
+                    <a:blip r:embed="rId19"/>
+                    <a:stretch>
+                      <a:fillRect/>
+                    </a:stretch>
+                  </pic:blipFill>
+                  <pic:spPr bwMode="auto">
+                    <a:xfrm>
+                      <a:off x="0" y="0"/>
+                      <a:ext cx="4620126" cy="3696101"/>
+                    </a:xfrm>
+                    <a:prstGeom prst="rect">
+                      <a:avLst/>
+                    </a:prstGeom>
+                    <a:noFill/>
+                    <a:ln w="9525">
+                      <a:noFill/>
+                      <a:headEnd/>
+                      <a:tailEnd/>
+                    </a:ln>
+                  </pic:spPr>
+                </pic:pic>
+              </a:graphicData>
+            </a:graphic>
+          </wp:inline>
+        </w:drawing>
+      </w:r>
+    </w:p>
     <w:bookmarkEnd w:id="22"/>
-    <w:bookmarkStart w:id="26" w:name="oil_3w_type_1"/>
+    <w:bookmarkStart w:id="26" w:name="oil_3w_type_5"/>
     <w:p>
       <w:pPr>
         <w:pStyle w:val="Heading3"/>
       </w:pPr>
       <w:r>
-        <w:t xml:space="preserve">oil_3w_Type_1</w:t>
+        <w:t xml:space="preserve">oil_3w_Type_5</w:t>
       </w:r>
     </w:p>
     <w:p>
@@ -1612,16 +2287,16 @@
         <w:rPr>
           <w:rStyle w:val="NormalTok"/>
         </w:rPr>
-        <w:t xml:space="preserve">(oil_3w_Type_1)</w:t>
-      </w:r>
-      <w:r>
-        <w:br/>
-      </w:r>
-      <w:r>
-        <w:rPr>
-          <w:rStyle w:val="NormalTok"/>
-        </w:rPr>
-        <w:t xml:space="preserve">oil_3w_Type_1 </w:t>
+        <w:t xml:space="preserve">(oil_3w_Type_5)</w:t>
+      </w:r>
+      <w:r>
+        <w:br/>
+      </w:r>
+      <w:r>
+        <w:rPr>
+          <w:rStyle w:val="NormalTok"/>
+        </w:rPr>
+        <w:t xml:space="preserve">oil_3w_Type_5 </w:t>
       </w:r>
       <w:r>
         <w:rPr>
@@ -1645,16 +2320,16 @@
         <w:rPr>
           <w:rStyle w:val="NormalTok"/>
         </w:rPr>
-        <w:t xml:space="preserve">(oil_3w_Type_1)</w:t>
-      </w:r>
-      <w:r>
-        <w:br/>
-      </w:r>
-      <w:r>
-        <w:rPr>
-          <w:rStyle w:val="NormalTok"/>
-        </w:rPr>
-        <w:t xml:space="preserve">oil_type_1_info </w:t>
+        <w:t xml:space="preserve">(oil_3w_Type_5)</w:t>
+      </w:r>
+      <w:r>
+        <w:br/>
+      </w:r>
+      <w:r>
+        <w:rPr>
+          <w:rStyle w:val="NormalTok"/>
+        </w:rPr>
+        <w:t xml:space="preserve">oil_type_5_info </w:t>
       </w:r>
       <w:r>
         <w:rPr>
@@ -1678,13 +2353,13 @@
         <w:rPr>
           <w:rStyle w:val="NormalTok"/>
         </w:rPr>
-        <w:t xml:space="preserve">(oil_3w_Type_1, </w:t>
+        <w:t xml:space="preserve">(oil_3w_Type_5, </w:t>
       </w:r>
       <w:r>
         <w:rPr>
           <w:rStyle w:val="StringTok"/>
         </w:rPr>
-        <w:t xml:space="preserve">"oil_3w_Type_1"</w:t>
+        <w:t xml:space="preserve">"oil_3w_Type_5"</w:t>
       </w:r>
       <w:r>
         <w:rPr>
@@ -1701,7 +2376,7 @@
         <w:rPr>
           <w:rStyle w:val="VerbatimChar"/>
         </w:rPr>
-        <w:t xml:space="preserve">## Dataset: oil_3w_Type_1 </w:t>
+        <w:t xml:space="preserve">## Dataset: oil_3w_Type_5 </w:t>
       </w:r>
       <w:r>
         <w:br/>
@@ -1710,7 +2385,7 @@
         <w:rPr>
           <w:rStyle w:val="VerbatimChar"/>
         </w:rPr>
-        <w:t xml:space="preserve">## Number of series: 5 </w:t>
+        <w:t xml:space="preserve">## Number of series: 12 </w:t>
       </w:r>
       <w:r>
         <w:br/>
@@ -1763,7 +2438,7 @@
         <w:rPr>
           <w:rStyle w:val="NormalTok"/>
         </w:rPr>
-        <w:t xml:space="preserve">(oil_type_1_info)</w:t>
+        <w:t xml:space="preserve">(oil_type_5_info)</w:t>
       </w:r>
     </w:p>
     <w:p>
@@ -1780,7 +2455,7 @@
               <a:graphicData uri="http://schemas.openxmlformats.org/drawingml/2006/picture">
                 <pic:pic>
                   <pic:nvPicPr>
-                    <pic:cNvPr descr="/home/gpca/harbinger/examples/datasets/doc/05-domain-oil_3w_files/figure-docx/unnamed-chunk-3-1.png" id="25" name="Picture"/>
+                    <pic:cNvPr descr="C:\Git\dal\harbinger\examples\datasets\doc\05-domain-oil_3w_files/2308e66865d44eeddce520e0a3b7ceedfce82f5a.png" id="25" name="Picture"/>
                     <pic:cNvPicPr>
                       <a:picLocks noChangeArrowheads="1" noChangeAspect="1"/>
                     </pic:cNvPicPr>
@@ -1814,13 +2489,13 @@
       </w:r>
     </w:p>
     <w:bookmarkEnd w:id="26"/>
-    <w:bookmarkStart w:id="30" w:name="oil_3w_type_2"/>
+    <w:bookmarkStart w:id="29" w:name="oil_3w_type_6"/>
     <w:p>
       <w:pPr>
         <w:pStyle w:val="Heading3"/>
       </w:pPr>
       <w:r>
-        <w:t xml:space="preserve">oil_3w_Type_2</w:t>
+        <w:t xml:space="preserve">oil_3w_Type_6</w:t>
       </w:r>
     </w:p>
     <w:p>
@@ -1837,16 +2512,16 @@
         <w:rPr>
           <w:rStyle w:val="NormalTok"/>
         </w:rPr>
-        <w:t xml:space="preserve">(oil_3w_Type_2)</w:t>
-      </w:r>
-      <w:r>
-        <w:br/>
-      </w:r>
-      <w:r>
-        <w:rPr>
-          <w:rStyle w:val="NormalTok"/>
-        </w:rPr>
-        <w:t xml:space="preserve">oil_3w_Type_2 </w:t>
+        <w:t xml:space="preserve">(oil_3w_Type_6)</w:t>
+      </w:r>
+      <w:r>
+        <w:br/>
+      </w:r>
+      <w:r>
+        <w:rPr>
+          <w:rStyle w:val="NormalTok"/>
+        </w:rPr>
+        <w:t xml:space="preserve">oil_3w_Type_6 </w:t>
       </w:r>
       <w:r>
         <w:rPr>
@@ -1870,16 +2545,16 @@
         <w:rPr>
           <w:rStyle w:val="NormalTok"/>
         </w:rPr>
-        <w:t xml:space="preserve">(oil_3w_Type_2)</w:t>
-      </w:r>
-      <w:r>
-        <w:br/>
-      </w:r>
-      <w:r>
-        <w:rPr>
-          <w:rStyle w:val="NormalTok"/>
-        </w:rPr>
-        <w:t xml:space="preserve">oil_type_2_info </w:t>
+        <w:t xml:space="preserve">(oil_3w_Type_6)</w:t>
+      </w:r>
+      <w:r>
+        <w:br/>
+      </w:r>
+      <w:r>
+        <w:rPr>
+          <w:rStyle w:val="NormalTok"/>
+        </w:rPr>
+        <w:t xml:space="preserve">oil_type_6_info </w:t>
       </w:r>
       <w:r>
         <w:rPr>
@@ -1903,13 +2578,13 @@
         <w:rPr>
           <w:rStyle w:val="NormalTok"/>
         </w:rPr>
-        <w:t xml:space="preserve">(oil_3w_Type_2, </w:t>
+        <w:t xml:space="preserve">(oil_3w_Type_6, </w:t>
       </w:r>
       <w:r>
         <w:rPr>
           <w:rStyle w:val="StringTok"/>
         </w:rPr>
-        <w:t xml:space="preserve">"oil_3w_Type_2"</w:t>
+        <w:t xml:space="preserve">"oil_3w_Type_6"</w:t>
       </w:r>
       <w:r>
         <w:rPr>
@@ -1926,7 +2601,7 @@
         <w:rPr>
           <w:rStyle w:val="VerbatimChar"/>
         </w:rPr>
-        <w:t xml:space="preserve">## Dataset: oil_3w_Type_2 </w:t>
+        <w:t xml:space="preserve">## Dataset: oil_3w_Type_6 </w:t>
       </w:r>
       <w:r>
         <w:br/>
@@ -1953,7 +2628,7 @@
         <w:rPr>
           <w:rStyle w:val="VerbatimChar"/>
         </w:rPr>
-        <w:t xml:space="preserve">## Signals in the first series: p_pdg, p_tpt, t_tpt, p_mon_ckp, t_jus_ckp, p_jus_ckgl, qgl </w:t>
+        <w:t xml:space="preserve">## Signals in the first series: P_PDG, P_TPT, T_TPT, P_MON_CKP, T_JUS_CKP, P_JUS_CKGL, QGL </w:t>
       </w:r>
       <w:r>
         <w:br/>
@@ -1962,7 +2637,7 @@
         <w:rPr>
           <w:rStyle w:val="VerbatimChar"/>
         </w:rPr>
-        <w:t xml:space="preserve">## Column plotted with har_plot(): p_pdg </w:t>
+        <w:t xml:space="preserve">## Column plotted with har_plot(): P_PDG </w:t>
       </w:r>
       <w:r>
         <w:br/>
@@ -1988,7 +2663,7 @@
         <w:rPr>
           <w:rStyle w:val="NormalTok"/>
         </w:rPr>
-        <w:t xml:space="preserve">(oil_type_2_info)</w:t>
+        <w:t xml:space="preserve">(oil_type_6_info)</w:t>
       </w:r>
     </w:p>
     <w:p>
@@ -2000,18 +2675,18 @@
           <wp:inline>
             <wp:extent cx="4620126" cy="3696101"/>
             <wp:effectExtent b="0" l="0" r="0" t="0"/>
-            <wp:docPr descr="" title="" id="28" name="Picture"/>
+            <wp:docPr descr="" title="" id="27" name="Picture"/>
             <a:graphic>
               <a:graphicData uri="http://schemas.openxmlformats.org/drawingml/2006/picture">
                 <pic:pic>
                   <pic:nvPicPr>
-                    <pic:cNvPr descr="/home/gpca/harbinger/examples/datasets/doc/05-domain-oil_3w_files/figure-docx/unnamed-chunk-5-1.png" id="29" name="Picture"/>
+                    <pic:cNvPr descr="C:\Git\dal\harbinger\examples\datasets\doc\05-domain-oil_3w_files/2735dfede327811f65c7c44130c2452737a84464.png" id="28" name="Picture"/>
                     <pic:cNvPicPr>
                       <a:picLocks noChangeArrowheads="1" noChangeAspect="1"/>
                     </pic:cNvPicPr>
                   </pic:nvPicPr>
                   <pic:blipFill>
-                    <a:blip r:embed="rId27"/>
+                    <a:blip r:embed="rId12"/>
                     <a:stretch>
                       <a:fillRect/>
                     </a:stretch>
@@ -2038,14 +2713,14 @@
         </w:drawing>
       </w:r>
     </w:p>
-    <w:bookmarkEnd w:id="30"/>
-    <w:bookmarkStart w:id="34" w:name="oil_3w_type_4"/>
+    <w:bookmarkEnd w:id="29"/>
+    <w:bookmarkStart w:id="32" w:name="oil_3w_type_7"/>
     <w:p>
       <w:pPr>
         <w:pStyle w:val="Heading3"/>
       </w:pPr>
       <w:r>
-        <w:t xml:space="preserve">oil_3w_Type_4</w:t>
+        <w:t xml:space="preserve">oil_3w_Type_7</w:t>
       </w:r>
     </w:p>
     <w:p>
@@ -2062,16 +2737,16 @@
         <w:rPr>
           <w:rStyle w:val="NormalTok"/>
         </w:rPr>
-        <w:t xml:space="preserve">(oil_3w_Type_4)</w:t>
-      </w:r>
-      <w:r>
-        <w:br/>
-      </w:r>
-      <w:r>
-        <w:rPr>
-          <w:rStyle w:val="NormalTok"/>
-        </w:rPr>
-        <w:t xml:space="preserve">oil_3w_Type_4 </w:t>
+        <w:t xml:space="preserve">(oil_3w_Type_7)</w:t>
+      </w:r>
+      <w:r>
+        <w:br/>
+      </w:r>
+      <w:r>
+        <w:rPr>
+          <w:rStyle w:val="NormalTok"/>
+        </w:rPr>
+        <w:t xml:space="preserve">oil_3w_Type_7 </w:t>
       </w:r>
       <w:r>
         <w:rPr>
@@ -2095,16 +2770,16 @@
         <w:rPr>
           <w:rStyle w:val="NormalTok"/>
         </w:rPr>
-        <w:t xml:space="preserve">(oil_3w_Type_4)</w:t>
-      </w:r>
-      <w:r>
-        <w:br/>
-      </w:r>
-      <w:r>
-        <w:rPr>
-          <w:rStyle w:val="NormalTok"/>
-        </w:rPr>
-        <w:t xml:space="preserve">oil_type_4_info </w:t>
+        <w:t xml:space="preserve">(oil_3w_Type_7)</w:t>
+      </w:r>
+      <w:r>
+        <w:br/>
+      </w:r>
+      <w:r>
+        <w:rPr>
+          <w:rStyle w:val="NormalTok"/>
+        </w:rPr>
+        <w:t xml:space="preserve">oil_type_7_info </w:t>
       </w:r>
       <w:r>
         <w:rPr>
@@ -2128,13 +2803,13 @@
         <w:rPr>
           <w:rStyle w:val="NormalTok"/>
         </w:rPr>
-        <w:t xml:space="preserve">(oil_3w_Type_4, </w:t>
+        <w:t xml:space="preserve">(oil_3w_Type_7, </w:t>
       </w:r>
       <w:r>
         <w:rPr>
           <w:rStyle w:val="StringTok"/>
         </w:rPr>
-        <w:t xml:space="preserve">"oil_3w_Type_4"</w:t>
+        <w:t xml:space="preserve">"oil_3w_Type_7"</w:t>
       </w:r>
       <w:r>
         <w:rPr>
@@ -2151,7 +2826,7 @@
         <w:rPr>
           <w:rStyle w:val="VerbatimChar"/>
         </w:rPr>
-        <w:t xml:space="preserve">## Dataset: oil_3w_Type_4 </w:t>
+        <w:t xml:space="preserve">## Dataset: oil_3w_Type_7 </w:t>
       </w:r>
       <w:r>
         <w:br/>
@@ -2160,7 +2835,7 @@
         <w:rPr>
           <w:rStyle w:val="VerbatimChar"/>
         </w:rPr>
-        <w:t xml:space="preserve">## Number of series: 3 </w:t>
+        <w:t xml:space="preserve">## Number of series: 4 </w:t>
       </w:r>
       <w:r>
         <w:br/>
@@ -2178,7 +2853,7 @@
         <w:rPr>
           <w:rStyle w:val="VerbatimChar"/>
         </w:rPr>
-        <w:t xml:space="preserve">## Signals in the first series: p_jus_ckgl, p_mon_ckp, p_pdg, p_tpt, qgl, t_jus_ckp, t_pdg, t_tpt </w:t>
+        <w:t xml:space="preserve">## Signals in the first series: P_PDG, P_TPT, T_TPT, P_MON_CKP, T_JUS_CKP, P_JUS_CKGL, QGL </w:t>
       </w:r>
       <w:r>
         <w:br/>
@@ -2187,7 +2862,7 @@
         <w:rPr>
           <w:rStyle w:val="VerbatimChar"/>
         </w:rPr>
-        <w:t xml:space="preserve">## Column plotted with har_plot(): p_jus_ckgl </w:t>
+        <w:t xml:space="preserve">## Column plotted with har_plot(): P_PDG </w:t>
       </w:r>
       <w:r>
         <w:br/>
@@ -2213,7 +2888,7 @@
         <w:rPr>
           <w:rStyle w:val="NormalTok"/>
         </w:rPr>
-        <w:t xml:space="preserve">(oil_type_4_info)</w:t>
+        <w:t xml:space="preserve">(oil_type_7_info)</w:t>
       </w:r>
     </w:p>
     <w:p>
@@ -2225,18 +2900,18 @@
           <wp:inline>
             <wp:extent cx="4620126" cy="3696101"/>
             <wp:effectExtent b="0" l="0" r="0" t="0"/>
-            <wp:docPr descr="" title="" id="32" name="Picture"/>
+            <wp:docPr descr="" title="" id="30" name="Picture"/>
             <a:graphic>
               <a:graphicData uri="http://schemas.openxmlformats.org/drawingml/2006/picture">
                 <pic:pic>
                   <pic:nvPicPr>
-                    <pic:cNvPr descr="/home/gpca/harbinger/examples/datasets/doc/05-domain-oil_3w_files/figure-docx/unnamed-chunk-7-1.png" id="33" name="Picture"/>
+                    <pic:cNvPr descr="C:\Git\dal\harbinger\examples\datasets\doc\05-domain-oil_3w_files/2735dfede327811f65c7c44130c2452737a84464.png" id="31" name="Picture"/>
                     <pic:cNvPicPr>
                       <a:picLocks noChangeArrowheads="1" noChangeAspect="1"/>
                     </pic:cNvPicPr>
                   </pic:nvPicPr>
                   <pic:blipFill>
-                    <a:blip r:embed="rId31"/>
+                    <a:blip r:embed="rId12"/>
                     <a:stretch>
                       <a:fillRect/>
                     </a:stretch>
@@ -2263,14 +2938,14 @@
         </w:drawing>
       </w:r>
     </w:p>
-    <w:bookmarkEnd w:id="34"/>
-    <w:bookmarkStart w:id="38" w:name="oil_3w_type_5"/>
+    <w:bookmarkEnd w:id="32"/>
+    <w:bookmarkStart w:id="35" w:name="oil_3w_type_8"/>
     <w:p>
       <w:pPr>
         <w:pStyle w:val="Heading3"/>
       </w:pPr>
       <w:r>
-        <w:t xml:space="preserve">oil_3w_Type_5</w:t>
+        <w:t xml:space="preserve">oil_3w_Type_8</w:t>
       </w:r>
     </w:p>
     <w:p>
@@ -2287,16 +2962,16 @@
         <w:rPr>
           <w:rStyle w:val="NormalTok"/>
         </w:rPr>
-        <w:t xml:space="preserve">(oil_3w_Type_5)</w:t>
-      </w:r>
-      <w:r>
-        <w:br/>
-      </w:r>
-      <w:r>
-        <w:rPr>
-          <w:rStyle w:val="NormalTok"/>
-        </w:rPr>
-        <w:t xml:space="preserve">oil_3w_Type_5 </w:t>
+        <w:t xml:space="preserve">(oil_3w_Type_8)</w:t>
+      </w:r>
+      <w:r>
+        <w:br/>
+      </w:r>
+      <w:r>
+        <w:rPr>
+          <w:rStyle w:val="NormalTok"/>
+        </w:rPr>
+        <w:t xml:space="preserve">oil_3w_Type_8 </w:t>
       </w:r>
       <w:r>
         <w:rPr>
@@ -2320,16 +2995,16 @@
         <w:rPr>
           <w:rStyle w:val="NormalTok"/>
         </w:rPr>
-        <w:t xml:space="preserve">(oil_3w_Type_5)</w:t>
-      </w:r>
-      <w:r>
-        <w:br/>
-      </w:r>
-      <w:r>
-        <w:rPr>
-          <w:rStyle w:val="NormalTok"/>
-        </w:rPr>
-        <w:t xml:space="preserve">oil_type_5_info </w:t>
+        <w:t xml:space="preserve">(oil_3w_Type_8)</w:t>
+      </w:r>
+      <w:r>
+        <w:br/>
+      </w:r>
+      <w:r>
+        <w:rPr>
+          <w:rStyle w:val="NormalTok"/>
+        </w:rPr>
+        <w:t xml:space="preserve">oil_type_8_info </w:t>
       </w:r>
       <w:r>
         <w:rPr>
@@ -2353,13 +3028,13 @@
         <w:rPr>
           <w:rStyle w:val="NormalTok"/>
         </w:rPr>
-        <w:t xml:space="preserve">(oil_3w_Type_5, </w:t>
+        <w:t xml:space="preserve">(oil_3w_Type_8, </w:t>
       </w:r>
       <w:r>
         <w:rPr>
           <w:rStyle w:val="StringTok"/>
         </w:rPr>
-        <w:t xml:space="preserve">"oil_3w_Type_5"</w:t>
+        <w:t xml:space="preserve">"oil_3w_Type_8"</w:t>
       </w:r>
       <w:r>
         <w:rPr>
@@ -2376,7 +3051,7 @@
         <w:rPr>
           <w:rStyle w:val="VerbatimChar"/>
         </w:rPr>
-        <w:t xml:space="preserve">## Dataset: oil_3w_Type_5 </w:t>
+        <w:t xml:space="preserve">## Dataset: oil_3w_Type_8 </w:t>
       </w:r>
       <w:r>
         <w:br/>
@@ -2385,7 +3060,7 @@
         <w:rPr>
           <w:rStyle w:val="VerbatimChar"/>
         </w:rPr>
-        <w:t xml:space="preserve">## Number of series: 12 </w:t>
+        <w:t xml:space="preserve">## Number of series: 3 </w:t>
       </w:r>
       <w:r>
         <w:br/>
@@ -2403,7 +3078,7 @@
         <w:rPr>
           <w:rStyle w:val="VerbatimChar"/>
         </w:rPr>
-        <w:t xml:space="preserve">## Signals in the first series: p_pdg, p_tpt, t_tpt, p_mon_ckp, t_jus_ckp, p_jus_ckgl, qgl </w:t>
+        <w:t xml:space="preserve">## Signals in the first series: p_pdg, p_tpt, t_tpt, p_mon_ckp, p_jus_ckgl, qgl </w:t>
       </w:r>
       <w:r>
         <w:br/>
@@ -2438,7 +3113,7 @@
         <w:rPr>
           <w:rStyle w:val="NormalTok"/>
         </w:rPr>
-        <w:t xml:space="preserve">(oil_type_5_info)</w:t>
+        <w:t xml:space="preserve">(oil_type_8_info)</w:t>
       </w:r>
     </w:p>
     <w:p>
@@ -2450,18 +3125,18 @@
           <wp:inline>
             <wp:extent cx="4620126" cy="3696101"/>
             <wp:effectExtent b="0" l="0" r="0" t="0"/>
-            <wp:docPr descr="" title="" id="36" name="Picture"/>
+            <wp:docPr descr="" title="" id="33" name="Picture"/>
             <a:graphic>
               <a:graphicData uri="http://schemas.openxmlformats.org/drawingml/2006/picture">
                 <pic:pic>
                   <pic:nvPicPr>
-                    <pic:cNvPr descr="/home/gpca/harbinger/examples/datasets/doc/05-domain-oil_3w_files/figure-docx/unnamed-chunk-9-1.png" id="37" name="Picture"/>
+                    <pic:cNvPr descr="C:\Git\dal\harbinger\examples\datasets\doc\05-domain-oil_3w_files/2735dfede327811f65c7c44130c2452737a84464.png" id="34" name="Picture"/>
                     <pic:cNvPicPr>
                       <a:picLocks noChangeArrowheads="1" noChangeAspect="1"/>
                     </pic:cNvPicPr>
                   </pic:nvPicPr>
                   <pic:blipFill>
-                    <a:blip r:embed="rId35"/>
+                    <a:blip r:embed="rId12"/>
                     <a:stretch>
                       <a:fillRect/>
                     </a:stretch>
@@ -2488,684 +3163,9 @@
         </w:drawing>
       </w:r>
     </w:p>
-    <w:bookmarkEnd w:id="38"/>
-    <w:bookmarkStart w:id="42" w:name="oil_3w_type_6"/>
-    <w:p>
-      <w:pPr>
-        <w:pStyle w:val="Heading3"/>
-      </w:pPr>
-      <w:r>
-        <w:t xml:space="preserve">oil_3w_Type_6</w:t>
-      </w:r>
-    </w:p>
-    <w:p>
-      <w:pPr>
-        <w:pStyle w:val="SourceCode"/>
-      </w:pPr>
-      <w:r>
-        <w:rPr>
-          <w:rStyle w:val="FunctionTok"/>
-        </w:rPr>
-        <w:t xml:space="preserve">data</w:t>
-      </w:r>
-      <w:r>
-        <w:rPr>
-          <w:rStyle w:val="NormalTok"/>
-        </w:rPr>
-        <w:t xml:space="preserve">(oil_3w_Type_6)</w:t>
-      </w:r>
-      <w:r>
-        <w:br/>
-      </w:r>
-      <w:r>
-        <w:rPr>
-          <w:rStyle w:val="NormalTok"/>
-        </w:rPr>
-        <w:t xml:space="preserve">oil_3w_Type_6 </w:t>
-      </w:r>
-      <w:r>
-        <w:rPr>
-          <w:rStyle w:val="OtherTok"/>
-        </w:rPr>
-        <w:t xml:space="preserve">&lt;-</w:t>
-      </w:r>
-      <w:r>
-        <w:rPr>
-          <w:rStyle w:val="NormalTok"/>
-        </w:rPr>
-        <w:t xml:space="preserve"> </w:t>
-      </w:r>
-      <w:r>
-        <w:rPr>
-          <w:rStyle w:val="FunctionTok"/>
-        </w:rPr>
-        <w:t xml:space="preserve">loadfulldata</w:t>
-      </w:r>
-      <w:r>
-        <w:rPr>
-          <w:rStyle w:val="NormalTok"/>
-        </w:rPr>
-        <w:t xml:space="preserve">(oil_3w_Type_6)</w:t>
-      </w:r>
-      <w:r>
-        <w:br/>
-      </w:r>
-      <w:r>
-        <w:rPr>
-          <w:rStyle w:val="NormalTok"/>
-        </w:rPr>
-        <w:t xml:space="preserve">oil_type_6_info </w:t>
-      </w:r>
-      <w:r>
-        <w:rPr>
-          <w:rStyle w:val="OtherTok"/>
-        </w:rPr>
-        <w:t xml:space="preserve">&lt;-</w:t>
-      </w:r>
-      <w:r>
-        <w:rPr>
-          <w:rStyle w:val="NormalTok"/>
-        </w:rPr>
-        <w:t xml:space="preserve"> </w:t>
-      </w:r>
-      <w:r>
-        <w:rPr>
-          <w:rStyle w:val="FunctionTok"/>
-        </w:rPr>
-        <w:t xml:space="preserve">show_dataset</w:t>
-      </w:r>
-      <w:r>
-        <w:rPr>
-          <w:rStyle w:val="NormalTok"/>
-        </w:rPr>
-        <w:t xml:space="preserve">(oil_3w_Type_6, </w:t>
-      </w:r>
-      <w:r>
-        <w:rPr>
-          <w:rStyle w:val="StringTok"/>
-        </w:rPr>
-        <w:t xml:space="preserve">"oil_3w_Type_6"</w:t>
-      </w:r>
-      <w:r>
-        <w:rPr>
-          <w:rStyle w:val="NormalTok"/>
-        </w:rPr>
-        <w:t xml:space="preserve">)</w:t>
-      </w:r>
-    </w:p>
-    <w:p>
-      <w:pPr>
-        <w:pStyle w:val="SourceCode"/>
-      </w:pPr>
-      <w:r>
-        <w:rPr>
-          <w:rStyle w:val="VerbatimChar"/>
-        </w:rPr>
-        <w:t xml:space="preserve">## Dataset: oil_3w_Type_6 </w:t>
-      </w:r>
-      <w:r>
-        <w:br/>
-      </w:r>
-      <w:r>
-        <w:rPr>
-          <w:rStyle w:val="VerbatimChar"/>
-        </w:rPr>
-        <w:t xml:space="preserve">## Number of series: 6 </w:t>
-      </w:r>
-      <w:r>
-        <w:br/>
-      </w:r>
-      <w:r>
-        <w:rPr>
-          <w:rStyle w:val="VerbatimChar"/>
-        </w:rPr>
-        <w:t xml:space="preserve">## Dataset type: multivariate </w:t>
-      </w:r>
-      <w:r>
-        <w:br/>
-      </w:r>
-      <w:r>
-        <w:rPr>
-          <w:rStyle w:val="VerbatimChar"/>
-        </w:rPr>
-        <w:t xml:space="preserve">## Signals in the first series: P_PDG, P_TPT, T_TPT, P_MON_CKP, T_JUS_CKP, P_JUS_CKGL, QGL </w:t>
-      </w:r>
-      <w:r>
-        <w:br/>
-      </w:r>
-      <w:r>
-        <w:rPr>
-          <w:rStyle w:val="VerbatimChar"/>
-        </w:rPr>
-        <w:t xml:space="preserve">## Column plotted with har_plot(): P_PDG </w:t>
-      </w:r>
-      <w:r>
-        <w:br/>
-      </w:r>
-      <w:r>
-        <w:rPr>
-          <w:rStyle w:val="VerbatimChar"/>
-        </w:rPr>
-        <w:t xml:space="preserve">## Plot preview length: 1000 observations</w:t>
-      </w:r>
-    </w:p>
-    <w:p>
-      <w:pPr>
-        <w:pStyle w:val="SourceCode"/>
-      </w:pPr>
-      <w:r>
-        <w:rPr>
-          <w:rStyle w:val="FunctionTok"/>
-        </w:rPr>
-        <w:t xml:space="preserve">plot_dataset_preview</w:t>
-      </w:r>
-      <w:r>
-        <w:rPr>
-          <w:rStyle w:val="NormalTok"/>
-        </w:rPr>
-        <w:t xml:space="preserve">(oil_type_6_info)</w:t>
-      </w:r>
-    </w:p>
-    <w:p>
-      <w:pPr>
-        <w:pStyle w:val="FirstParagraph"/>
-      </w:pPr>
-      <w:r>
-        <w:drawing>
-          <wp:inline>
-            <wp:extent cx="4620126" cy="3696101"/>
-            <wp:effectExtent b="0" l="0" r="0" t="0"/>
-            <wp:docPr descr="" title="" id="40" name="Picture"/>
-            <a:graphic>
-              <a:graphicData uri="http://schemas.openxmlformats.org/drawingml/2006/picture">
-                <pic:pic>
-                  <pic:nvPicPr>
-                    <pic:cNvPr descr="/home/gpca/harbinger/examples/datasets/doc/05-domain-oil_3w_files/figure-docx/unnamed-chunk-11-1.png" id="41" name="Picture"/>
-                    <pic:cNvPicPr>
-                      <a:picLocks noChangeArrowheads="1" noChangeAspect="1"/>
-                    </pic:cNvPicPr>
-                  </pic:nvPicPr>
-                  <pic:blipFill>
-                    <a:blip r:embed="rId39"/>
-                    <a:stretch>
-                      <a:fillRect/>
-                    </a:stretch>
-                  </pic:blipFill>
-                  <pic:spPr bwMode="auto">
-                    <a:xfrm>
-                      <a:off x="0" y="0"/>
-                      <a:ext cx="4620126" cy="3696101"/>
-                    </a:xfrm>
-                    <a:prstGeom prst="rect">
-                      <a:avLst/>
-                    </a:prstGeom>
-                    <a:noFill/>
-                    <a:ln w="9525">
-                      <a:noFill/>
-                      <a:headEnd/>
-                      <a:tailEnd/>
-                    </a:ln>
-                  </pic:spPr>
-                </pic:pic>
-              </a:graphicData>
-            </a:graphic>
-          </wp:inline>
-        </w:drawing>
-      </w:r>
-    </w:p>
-    <w:bookmarkEnd w:id="42"/>
-    <w:bookmarkStart w:id="46" w:name="oil_3w_type_7"/>
-    <w:p>
-      <w:pPr>
-        <w:pStyle w:val="Heading3"/>
-      </w:pPr>
-      <w:r>
-        <w:t xml:space="preserve">oil_3w_Type_7</w:t>
-      </w:r>
-    </w:p>
-    <w:p>
-      <w:pPr>
-        <w:pStyle w:val="SourceCode"/>
-      </w:pPr>
-      <w:r>
-        <w:rPr>
-          <w:rStyle w:val="FunctionTok"/>
-        </w:rPr>
-        <w:t xml:space="preserve">data</w:t>
-      </w:r>
-      <w:r>
-        <w:rPr>
-          <w:rStyle w:val="NormalTok"/>
-        </w:rPr>
-        <w:t xml:space="preserve">(oil_3w_Type_7)</w:t>
-      </w:r>
-      <w:r>
-        <w:br/>
-      </w:r>
-      <w:r>
-        <w:rPr>
-          <w:rStyle w:val="NormalTok"/>
-        </w:rPr>
-        <w:t xml:space="preserve">oil_3w_Type_7 </w:t>
-      </w:r>
-      <w:r>
-        <w:rPr>
-          <w:rStyle w:val="OtherTok"/>
-        </w:rPr>
-        <w:t xml:space="preserve">&lt;-</w:t>
-      </w:r>
-      <w:r>
-        <w:rPr>
-          <w:rStyle w:val="NormalTok"/>
-        </w:rPr>
-        <w:t xml:space="preserve"> </w:t>
-      </w:r>
-      <w:r>
-        <w:rPr>
-          <w:rStyle w:val="FunctionTok"/>
-        </w:rPr>
-        <w:t xml:space="preserve">loadfulldata</w:t>
-      </w:r>
-      <w:r>
-        <w:rPr>
-          <w:rStyle w:val="NormalTok"/>
-        </w:rPr>
-        <w:t xml:space="preserve">(oil_3w_Type_7)</w:t>
-      </w:r>
-      <w:r>
-        <w:br/>
-      </w:r>
-      <w:r>
-        <w:rPr>
-          <w:rStyle w:val="NormalTok"/>
-        </w:rPr>
-        <w:t xml:space="preserve">oil_type_7_info </w:t>
-      </w:r>
-      <w:r>
-        <w:rPr>
-          <w:rStyle w:val="OtherTok"/>
-        </w:rPr>
-        <w:t xml:space="preserve">&lt;-</w:t>
-      </w:r>
-      <w:r>
-        <w:rPr>
-          <w:rStyle w:val="NormalTok"/>
-        </w:rPr>
-        <w:t xml:space="preserve"> </w:t>
-      </w:r>
-      <w:r>
-        <w:rPr>
-          <w:rStyle w:val="FunctionTok"/>
-        </w:rPr>
-        <w:t xml:space="preserve">show_dataset</w:t>
-      </w:r>
-      <w:r>
-        <w:rPr>
-          <w:rStyle w:val="NormalTok"/>
-        </w:rPr>
-        <w:t xml:space="preserve">(oil_3w_Type_7, </w:t>
-      </w:r>
-      <w:r>
-        <w:rPr>
-          <w:rStyle w:val="StringTok"/>
-        </w:rPr>
-        <w:t xml:space="preserve">"oil_3w_Type_7"</w:t>
-      </w:r>
-      <w:r>
-        <w:rPr>
-          <w:rStyle w:val="NormalTok"/>
-        </w:rPr>
-        <w:t xml:space="preserve">)</w:t>
-      </w:r>
-    </w:p>
-    <w:p>
-      <w:pPr>
-        <w:pStyle w:val="SourceCode"/>
-      </w:pPr>
-      <w:r>
-        <w:rPr>
-          <w:rStyle w:val="VerbatimChar"/>
-        </w:rPr>
-        <w:t xml:space="preserve">## Dataset: oil_3w_Type_7 </w:t>
-      </w:r>
-      <w:r>
-        <w:br/>
-      </w:r>
-      <w:r>
-        <w:rPr>
-          <w:rStyle w:val="VerbatimChar"/>
-        </w:rPr>
-        <w:t xml:space="preserve">## Number of series: 4 </w:t>
-      </w:r>
-      <w:r>
-        <w:br/>
-      </w:r>
-      <w:r>
-        <w:rPr>
-          <w:rStyle w:val="VerbatimChar"/>
-        </w:rPr>
-        <w:t xml:space="preserve">## Dataset type: multivariate </w:t>
-      </w:r>
-      <w:r>
-        <w:br/>
-      </w:r>
-      <w:r>
-        <w:rPr>
-          <w:rStyle w:val="VerbatimChar"/>
-        </w:rPr>
-        <w:t xml:space="preserve">## Signals in the first series: P_PDG, P_TPT, T_TPT, P_MON_CKP, T_JUS_CKP, P_JUS_CKGL, QGL </w:t>
-      </w:r>
-      <w:r>
-        <w:br/>
-      </w:r>
-      <w:r>
-        <w:rPr>
-          <w:rStyle w:val="VerbatimChar"/>
-        </w:rPr>
-        <w:t xml:space="preserve">## Column plotted with har_plot(): P_PDG </w:t>
-      </w:r>
-      <w:r>
-        <w:br/>
-      </w:r>
-      <w:r>
-        <w:rPr>
-          <w:rStyle w:val="VerbatimChar"/>
-        </w:rPr>
-        <w:t xml:space="preserve">## Plot preview length: 1000 observations</w:t>
-      </w:r>
-    </w:p>
-    <w:p>
-      <w:pPr>
-        <w:pStyle w:val="SourceCode"/>
-      </w:pPr>
-      <w:r>
-        <w:rPr>
-          <w:rStyle w:val="FunctionTok"/>
-        </w:rPr>
-        <w:t xml:space="preserve">plot_dataset_preview</w:t>
-      </w:r>
-      <w:r>
-        <w:rPr>
-          <w:rStyle w:val="NormalTok"/>
-        </w:rPr>
-        <w:t xml:space="preserve">(oil_type_7_info)</w:t>
-      </w:r>
-    </w:p>
-    <w:p>
-      <w:pPr>
-        <w:pStyle w:val="FirstParagraph"/>
-      </w:pPr>
-      <w:r>
-        <w:drawing>
-          <wp:inline>
-            <wp:extent cx="4620126" cy="3696101"/>
-            <wp:effectExtent b="0" l="0" r="0" t="0"/>
-            <wp:docPr descr="" title="" id="44" name="Picture"/>
-            <a:graphic>
-              <a:graphicData uri="http://schemas.openxmlformats.org/drawingml/2006/picture">
-                <pic:pic>
-                  <pic:nvPicPr>
-                    <pic:cNvPr descr="/home/gpca/harbinger/examples/datasets/doc/05-domain-oil_3w_files/figure-docx/unnamed-chunk-13-1.png" id="45" name="Picture"/>
-                    <pic:cNvPicPr>
-                      <a:picLocks noChangeArrowheads="1" noChangeAspect="1"/>
-                    </pic:cNvPicPr>
-                  </pic:nvPicPr>
-                  <pic:blipFill>
-                    <a:blip r:embed="rId43"/>
-                    <a:stretch>
-                      <a:fillRect/>
-                    </a:stretch>
-                  </pic:blipFill>
-                  <pic:spPr bwMode="auto">
-                    <a:xfrm>
-                      <a:off x="0" y="0"/>
-                      <a:ext cx="4620126" cy="3696101"/>
-                    </a:xfrm>
-                    <a:prstGeom prst="rect">
-                      <a:avLst/>
-                    </a:prstGeom>
-                    <a:noFill/>
-                    <a:ln w="9525">
-                      <a:noFill/>
-                      <a:headEnd/>
-                      <a:tailEnd/>
-                    </a:ln>
-                  </pic:spPr>
-                </pic:pic>
-              </a:graphicData>
-            </a:graphic>
-          </wp:inline>
-        </w:drawing>
-      </w:r>
-    </w:p>
-    <w:bookmarkEnd w:id="46"/>
-    <w:bookmarkStart w:id="50" w:name="oil_3w_type_8"/>
-    <w:p>
-      <w:pPr>
-        <w:pStyle w:val="Heading3"/>
-      </w:pPr>
-      <w:r>
-        <w:t xml:space="preserve">oil_3w_Type_8</w:t>
-      </w:r>
-    </w:p>
-    <w:p>
-      <w:pPr>
-        <w:pStyle w:val="SourceCode"/>
-      </w:pPr>
-      <w:r>
-        <w:rPr>
-          <w:rStyle w:val="FunctionTok"/>
-        </w:rPr>
-        <w:t xml:space="preserve">data</w:t>
-      </w:r>
-      <w:r>
-        <w:rPr>
-          <w:rStyle w:val="NormalTok"/>
-        </w:rPr>
-        <w:t xml:space="preserve">(oil_3w_Type_8)</w:t>
-      </w:r>
-      <w:r>
-        <w:br/>
-      </w:r>
-      <w:r>
-        <w:rPr>
-          <w:rStyle w:val="NormalTok"/>
-        </w:rPr>
-        <w:t xml:space="preserve">oil_3w_Type_8 </w:t>
-      </w:r>
-      <w:r>
-        <w:rPr>
-          <w:rStyle w:val="OtherTok"/>
-        </w:rPr>
-        <w:t xml:space="preserve">&lt;-</w:t>
-      </w:r>
-      <w:r>
-        <w:rPr>
-          <w:rStyle w:val="NormalTok"/>
-        </w:rPr>
-        <w:t xml:space="preserve"> </w:t>
-      </w:r>
-      <w:r>
-        <w:rPr>
-          <w:rStyle w:val="FunctionTok"/>
-        </w:rPr>
-        <w:t xml:space="preserve">loadfulldata</w:t>
-      </w:r>
-      <w:r>
-        <w:rPr>
-          <w:rStyle w:val="NormalTok"/>
-        </w:rPr>
-        <w:t xml:space="preserve">(oil_3w_Type_8)</w:t>
-      </w:r>
-      <w:r>
-        <w:br/>
-      </w:r>
-      <w:r>
-        <w:rPr>
-          <w:rStyle w:val="NormalTok"/>
-        </w:rPr>
-        <w:t xml:space="preserve">oil_type_8_info </w:t>
-      </w:r>
-      <w:r>
-        <w:rPr>
-          <w:rStyle w:val="OtherTok"/>
-        </w:rPr>
-        <w:t xml:space="preserve">&lt;-</w:t>
-      </w:r>
-      <w:r>
-        <w:rPr>
-          <w:rStyle w:val="NormalTok"/>
-        </w:rPr>
-        <w:t xml:space="preserve"> </w:t>
-      </w:r>
-      <w:r>
-        <w:rPr>
-          <w:rStyle w:val="FunctionTok"/>
-        </w:rPr>
-        <w:t xml:space="preserve">show_dataset</w:t>
-      </w:r>
-      <w:r>
-        <w:rPr>
-          <w:rStyle w:val="NormalTok"/>
-        </w:rPr>
-        <w:t xml:space="preserve">(oil_3w_Type_8, </w:t>
-      </w:r>
-      <w:r>
-        <w:rPr>
-          <w:rStyle w:val="StringTok"/>
-        </w:rPr>
-        <w:t xml:space="preserve">"oil_3w_Type_8"</w:t>
-      </w:r>
-      <w:r>
-        <w:rPr>
-          <w:rStyle w:val="NormalTok"/>
-        </w:rPr>
-        <w:t xml:space="preserve">)</w:t>
-      </w:r>
-    </w:p>
-    <w:p>
-      <w:pPr>
-        <w:pStyle w:val="SourceCode"/>
-      </w:pPr>
-      <w:r>
-        <w:rPr>
-          <w:rStyle w:val="VerbatimChar"/>
-        </w:rPr>
-        <w:t xml:space="preserve">## Dataset: oil_3w_Type_8 </w:t>
-      </w:r>
-      <w:r>
-        <w:br/>
-      </w:r>
-      <w:r>
-        <w:rPr>
-          <w:rStyle w:val="VerbatimChar"/>
-        </w:rPr>
-        <w:t xml:space="preserve">## Number of series: 3 </w:t>
-      </w:r>
-      <w:r>
-        <w:br/>
-      </w:r>
-      <w:r>
-        <w:rPr>
-          <w:rStyle w:val="VerbatimChar"/>
-        </w:rPr>
-        <w:t xml:space="preserve">## Dataset type: multivariate </w:t>
-      </w:r>
-      <w:r>
-        <w:br/>
-      </w:r>
-      <w:r>
-        <w:rPr>
-          <w:rStyle w:val="VerbatimChar"/>
-        </w:rPr>
-        <w:t xml:space="preserve">## Signals in the first series: p_pdg, p_tpt, t_tpt, p_mon_ckp, p_jus_ckgl, qgl </w:t>
-      </w:r>
-      <w:r>
-        <w:br/>
-      </w:r>
-      <w:r>
-        <w:rPr>
-          <w:rStyle w:val="VerbatimChar"/>
-        </w:rPr>
-        <w:t xml:space="preserve">## Column plotted with har_plot(): p_pdg </w:t>
-      </w:r>
-      <w:r>
-        <w:br/>
-      </w:r>
-      <w:r>
-        <w:rPr>
-          <w:rStyle w:val="VerbatimChar"/>
-        </w:rPr>
-        <w:t xml:space="preserve">## Plot preview length: 1000 observations</w:t>
-      </w:r>
-    </w:p>
-    <w:p>
-      <w:pPr>
-        <w:pStyle w:val="SourceCode"/>
-      </w:pPr>
-      <w:r>
-        <w:rPr>
-          <w:rStyle w:val="FunctionTok"/>
-        </w:rPr>
-        <w:t xml:space="preserve">plot_dataset_preview</w:t>
-      </w:r>
-      <w:r>
-        <w:rPr>
-          <w:rStyle w:val="NormalTok"/>
-        </w:rPr>
-        <w:t xml:space="preserve">(oil_type_8_info)</w:t>
-      </w:r>
-    </w:p>
-    <w:p>
-      <w:pPr>
-        <w:pStyle w:val="FirstParagraph"/>
-      </w:pPr>
-      <w:r>
-        <w:drawing>
-          <wp:inline>
-            <wp:extent cx="4620126" cy="3696101"/>
-            <wp:effectExtent b="0" l="0" r="0" t="0"/>
-            <wp:docPr descr="" title="" id="48" name="Picture"/>
-            <a:graphic>
-              <a:graphicData uri="http://schemas.openxmlformats.org/drawingml/2006/picture">
-                <pic:pic>
-                  <pic:nvPicPr>
-                    <pic:cNvPr descr="/home/gpca/harbinger/examples/datasets/doc/05-domain-oil_3w_files/figure-docx/unnamed-chunk-15-1.png" id="49" name="Picture"/>
-                    <pic:cNvPicPr>
-                      <a:picLocks noChangeArrowheads="1" noChangeAspect="1"/>
-                    </pic:cNvPicPr>
-                  </pic:nvPicPr>
-                  <pic:blipFill>
-                    <a:blip r:embed="rId47"/>
-                    <a:stretch>
-                      <a:fillRect/>
-                    </a:stretch>
-                  </pic:blipFill>
-                  <pic:spPr bwMode="auto">
-                    <a:xfrm>
-                      <a:off x="0" y="0"/>
-                      <a:ext cx="4620126" cy="3696101"/>
-                    </a:xfrm>
-                    <a:prstGeom prst="rect">
-                      <a:avLst/>
-                    </a:prstGeom>
-                    <a:noFill/>
-                    <a:ln w="9525">
-                      <a:noFill/>
-                      <a:headEnd/>
-                      <a:tailEnd/>
-                    </a:ln>
-                  </pic:spPr>
-                </pic:pic>
-              </a:graphicData>
-            </a:graphic>
-          </wp:inline>
-        </w:drawing>
-      </w:r>
-    </w:p>
-    <w:bookmarkEnd w:id="50"/>
-    <w:bookmarkEnd w:id="51"/>
-    <w:bookmarkStart w:id="53" w:name="references"/>
+    <w:bookmarkEnd w:id="35"/>
+    <w:bookmarkEnd w:id="36"/>
+    <w:bookmarkStart w:id="38" w:name="references"/>
     <w:p>
       <w:pPr>
         <w:pStyle w:val="Heading2"/>
@@ -3200,7 +3200,7 @@
       <w:r>
         <w:t xml:space="preserve"> </w:t>
       </w:r>
-      <w:hyperlink r:id="rId52">
+      <w:hyperlink r:id="rId37">
         <w:r>
           <w:rPr>
             <w:rStyle w:val="Hyperlink"/>
@@ -3209,7 +3209,7 @@
         </w:r>
       </w:hyperlink>
     </w:p>
-    <w:bookmarkEnd w:id="53"/>
+    <w:bookmarkEnd w:id="38"/>
     <w:sectPr>
       <w:footnotePr>
         <w:numRestart w:val="eachSect"/>
@@ -3440,10 +3440,10 @@
   <w:docDefaults>
     <w:rPrDefault>
       <w:rPr>
-        <w:rFonts w:asciiTheme="minorHAnsi" w:cstheme="minorBidi" w:eastAsiaTheme="minorHAnsi" w:hAnsiTheme="minorHAnsi"/>
+        <w:rFonts w:asciiTheme="minorHAnsi" w:cstheme="minorBidi" w:eastAsiaTheme="minorEastAsia" w:hAnsiTheme="minorHAnsi"/>
         <w:sz w:val="24"/>
         <w:szCs w:val="24"/>
-        <w:lang w:bidi="ar-SA" w:eastAsia="en-US" w:val="en-US"/>
+        <w:lang w:bidi="ar-SA" w:eastAsia="zh-CN" w:val="en-US"/>
       </w:rPr>
     </w:rPrDefault>
     <w:pPrDefault>
@@ -3984,13 +3984,6 @@
       </w:tblCellMar>
     </w:tblPr>
     <w:tblStylePr w:type="firstRow">
-      <w:tblPr>
-        <w:jc w:val="left"/>
-        <w:tblInd w:type="dxa" w:w="0"/>
-      </w:tblPr>
-      <w:trPr>
-        <w:jc w:val="left"/>
-      </w:trPr>
       <w:tcPr>
         <w:tcBorders>
           <w:bottom w:val="single"/>

--- a/examples/datasets/doc/05-domain-oil_3w.docx
+++ b/examples/datasets/doc/05-domain-oil_3w.docx
@@ -1780,7 +1780,7 @@
               <a:graphicData uri="http://schemas.openxmlformats.org/drawingml/2006/picture">
                 <pic:pic>
                   <pic:nvPicPr>
-                    <pic:cNvPr descr="C:\Git\dal\harbinger\examples\datasets\doc\05-domain-oil_3w_files/2735dfede327811f65c7c44130c2452737a84464.png" id="14" name="Picture"/>
+                    <pic:cNvPr descr="/home/gpca/harbinger/examples/datasets/doc/05-domain-oil_3w_files/698d3174182a44e2573b46d336f58b80ccc37a09.png" id="14" name="Picture"/>
                     <pic:cNvPicPr>
                       <a:picLocks noChangeArrowheads="1" noChangeAspect="1"/>
                     </pic:cNvPicPr>
@@ -2005,7 +2005,7 @@
               <a:graphicData uri="http://schemas.openxmlformats.org/drawingml/2006/picture">
                 <pic:pic>
                   <pic:nvPicPr>
-                    <pic:cNvPr descr="C:\Git\dal\harbinger\examples\datasets\doc\05-domain-oil_3w_files/2735dfede327811f65c7c44130c2452737a84464.png" id="17" name="Picture"/>
+                    <pic:cNvPr descr="/home/gpca/harbinger/examples/datasets/doc/05-domain-oil_3w_files/698d3174182a44e2573b46d336f58b80ccc37a09.png" id="17" name="Picture"/>
                     <pic:cNvPicPr>
                       <a:picLocks noChangeArrowheads="1" noChangeAspect="1"/>
                     </pic:cNvPicPr>
@@ -2230,7 +2230,7 @@
               <a:graphicData uri="http://schemas.openxmlformats.org/drawingml/2006/picture">
                 <pic:pic>
                   <pic:nvPicPr>
-                    <pic:cNvPr descr="C:\Git\dal\harbinger\examples\datasets\doc\05-domain-oil_3w_files/d0dac56db64b076f3ee89ccf556ad99014aa9d24.png" id="21" name="Picture"/>
+                    <pic:cNvPr descr="/home/gpca/harbinger/examples/datasets/doc/05-domain-oil_3w_files/392899ccfd0df5f5f28018d26464f1df8f2e5cce.png" id="21" name="Picture"/>
                     <pic:cNvPicPr>
                       <a:picLocks noChangeArrowheads="1" noChangeAspect="1"/>
                     </pic:cNvPicPr>
@@ -2455,7 +2455,7 @@
               <a:graphicData uri="http://schemas.openxmlformats.org/drawingml/2006/picture">
                 <pic:pic>
                   <pic:nvPicPr>
-                    <pic:cNvPr descr="C:\Git\dal\harbinger\examples\datasets\doc\05-domain-oil_3w_files/2308e66865d44eeddce520e0a3b7ceedfce82f5a.png" id="25" name="Picture"/>
+                    <pic:cNvPr descr="/home/gpca/harbinger/examples/datasets/doc/05-domain-oil_3w_files/388c13b1530fc52f2e3fa6a51e2016d0d74e8e27.png" id="25" name="Picture"/>
                     <pic:cNvPicPr>
                       <a:picLocks noChangeArrowheads="1" noChangeAspect="1"/>
                     </pic:cNvPicPr>
@@ -2680,7 +2680,7 @@
               <a:graphicData uri="http://schemas.openxmlformats.org/drawingml/2006/picture">
                 <pic:pic>
                   <pic:nvPicPr>
-                    <pic:cNvPr descr="C:\Git\dal\harbinger\examples\datasets\doc\05-domain-oil_3w_files/2735dfede327811f65c7c44130c2452737a84464.png" id="28" name="Picture"/>
+                    <pic:cNvPr descr="/home/gpca/harbinger/examples/datasets/doc/05-domain-oil_3w_files/698d3174182a44e2573b46d336f58b80ccc37a09.png" id="28" name="Picture"/>
                     <pic:cNvPicPr>
                       <a:picLocks noChangeArrowheads="1" noChangeAspect="1"/>
                     </pic:cNvPicPr>
@@ -2905,7 +2905,7 @@
               <a:graphicData uri="http://schemas.openxmlformats.org/drawingml/2006/picture">
                 <pic:pic>
                   <pic:nvPicPr>
-                    <pic:cNvPr descr="C:\Git\dal\harbinger\examples\datasets\doc\05-domain-oil_3w_files/2735dfede327811f65c7c44130c2452737a84464.png" id="31" name="Picture"/>
+                    <pic:cNvPr descr="/home/gpca/harbinger/examples/datasets/doc/05-domain-oil_3w_files/698d3174182a44e2573b46d336f58b80ccc37a09.png" id="31" name="Picture"/>
                     <pic:cNvPicPr>
                       <a:picLocks noChangeArrowheads="1" noChangeAspect="1"/>
                     </pic:cNvPicPr>
@@ -3130,7 +3130,7 @@
               <a:graphicData uri="http://schemas.openxmlformats.org/drawingml/2006/picture">
                 <pic:pic>
                   <pic:nvPicPr>
-                    <pic:cNvPr descr="C:\Git\dal\harbinger\examples\datasets\doc\05-domain-oil_3w_files/2735dfede327811f65c7c44130c2452737a84464.png" id="34" name="Picture"/>
+                    <pic:cNvPr descr="/home/gpca/harbinger/examples/datasets/doc/05-domain-oil_3w_files/698d3174182a44e2573b46d336f58b80ccc37a09.png" id="34" name="Picture"/>
                     <pic:cNvPicPr>
                       <a:picLocks noChangeArrowheads="1" noChangeAspect="1"/>
                     </pic:cNvPicPr>

--- a/examples/datasets/doc/05-domain-oil_3w.docx
+++ b/examples/datasets/doc/05-domain-oil_3w.docx
@@ -132,6 +132,45 @@
       <w:pPr>
         <w:pStyle w:val="SourceCode"/>
       </w:pPr>
+      <w:r>
+        <w:rPr>
+          <w:rStyle w:val="FunctionTok"/>
+        </w:rPr>
+        <w:t xml:space="preserve">source</w:t>
+      </w:r>
+      <w:r>
+        <w:rPr>
+          <w:rStyle w:val="NormalTok"/>
+        </w:rPr>
+        <w:t xml:space="preserve">(</w:t>
+      </w:r>
+      <w:r>
+        <w:rPr>
+          <w:rStyle w:val="FunctionTok"/>
+        </w:rPr>
+        <w:t xml:space="preserve">url</w:t>
+      </w:r>
+      <w:r>
+        <w:rPr>
+          <w:rStyle w:val="NormalTok"/>
+        </w:rPr>
+        <w:t xml:space="preserve">(</w:t>
+      </w:r>
+      <w:r>
+        <w:rPr>
+          <w:rStyle w:val="StringTok"/>
+        </w:rPr>
+        <w:t xml:space="preserve">"https://raw.githubusercontent.com/cefet-rj-dal/harbinger/master/examples/seed.R"</w:t>
+      </w:r>
+      <w:r>
+        <w:rPr>
+          <w:rStyle w:val="NormalTok"/>
+        </w:rPr>
+        <w:t xml:space="preserve">))</w:t>
+      </w:r>
+      <w:r>
+        <w:br/>
+      </w:r>
       <w:r>
         <w:rPr>
           <w:rStyle w:val="FunctionTok"/>
